--- a/swh/docx/48.content.docx
+++ b/swh/docx/48.content.docx
@@ -19,7 +19,7 @@
         <w:rPr>
           <w:lang w:val="sw_KE" w:bidi="sw_KE"/>
         </w:rPr>
-        <w:t>Resource: Maelezo ya Masomo - Machapisho ya Vitabu (Tyndale)</w:t>
+        <w:t>Resource: Tyndale Open Study Notes</w:t>
       </w:r>
       <w:r>
         <w:rPr>
@@ -112,7 +112,7 @@
         <w:rPr>
           <w:lang w:val="sw_KE" w:bidi="sw_KE"/>
         </w:rPr>
-        <w:t>Maelezo ya Masomo - Machapisho ya Vitabu (Tyndale)</w:t>
+        <w:t>Tyndale Open Study Notes</w:t>
       </w:r>
     </w:p>
     <w:p>

--- a/swh/docx/48.content.docx
+++ b/swh/docx/48.content.docx
@@ -19,7 +19,7 @@
         <w:rPr>
           <w:lang w:val="sw_KE" w:bidi="sw_KE"/>
         </w:rPr>
-        <w:t>Resource: Tyndale Open Study Notes</w:t>
+        <w:t>Resource: Aquifer Open Study Notes (Book Intros)</w:t>
       </w:r>
       <w:r>
         <w:rPr>
@@ -112,7 +112,7 @@
         <w:rPr>
           <w:lang w:val="sw_KE" w:bidi="sw_KE"/>
         </w:rPr>
-        <w:t>Tyndale Open Study Notes</w:t>
+        <w:t>Aquifer Open Study Notes (Book Intros)</w:t>
       </w:r>
     </w:p>
     <w:p>

--- a/swh/docx/48.content.docx
+++ b/swh/docx/48.content.docx
@@ -258,36 +258,24 @@
         </w:rPr>
         <w:t>Paulo na Barnaba walipoanza safari yao ya kwanza ya umishonari kutoka Antiokia ya Siria, walielekea kwenye kona ya kaskazini-mashariki ya Bahari ya Mediterania kupitia Kipro, wakavuka Milima ya Taurus ya Pamfilia, na kuingia Kusini mwa jimbo la Kirumi la Galatia. Huko, Paulo na Barnaba walianzisha makanisa katika Antiokia ya Pisidia, Ikonio, Listra, na Derbe (</w:t>
       </w:r>
-      <w:hyperlink r:id="rId13">
-        <w:r>
-          <w:rPr>
-            <w:lang w:val="sw_KE" w:bidi="sw_KE"/>
-          </w:rPr>
-          <w:rPr>
-            <w:color w:val="0000EE"/>
-            <w:u w:val="single"/>
-          </w:rPr>
-          <w:t>Matendo 13:13–14:28</w:t>
-        </w:r>
-      </w:hyperlink>
+      <w:r>
+        <w:rPr>
+          <w:lang w:val="sw_KE" w:bidi="sw_KE"/>
+        </w:rPr>
+        <w:t>Matendo 13:13–14:28</w:t>
+      </w:r>
       <w:r>
         <w:rPr>
           <w:lang w:val="sw_KE" w:bidi="sw_KE"/>
         </w:rPr>
         <w:t>). Wengi waliamini Habari Njema, lakini ujumbe huo pia ulisababisha upinzani na mateso. Paulo na Barnaba kisha walirudi Antiokia ya Siria, wakiripoti juu ya kile Mungu alichokuwa amefanya “na jinsi alivyofungua mlango wa imani kwa Mataifa pia” (</w:t>
       </w:r>
-      <w:hyperlink r:id="rId14">
-        <w:r>
-          <w:rPr>
-            <w:lang w:val="sw_KE" w:bidi="sw_KE"/>
-          </w:rPr>
-          <w:rPr>
-            <w:color w:val="0000EE"/>
-            <w:u w:val="single"/>
-          </w:rPr>
-          <w:t>Matendo 14:27</w:t>
-        </w:r>
-      </w:hyperlink>
+      <w:r>
+        <w:rPr>
+          <w:lang w:val="sw_KE" w:bidi="sw_KE"/>
+        </w:rPr>
+        <w:t>Matendo 14:27</w:t>
+      </w:r>
       <w:r>
         <w:rPr>
           <w:lang w:val="sw_KE" w:bidi="sw_KE"/>
@@ -308,18 +296,12 @@
         </w:rPr>
         <w:t xml:space="preserve">Kutokana na matokeo ya huduma ya Paulo huko Galatia na uzoefu wa Petro na Kornelio pamoja na nyumba yake huko Kaisaria (tazama </w:t>
       </w:r>
-      <w:hyperlink r:id="rId15">
-        <w:r>
-          <w:rPr>
-            <w:lang w:val="sw_KE" w:bidi="sw_KE"/>
-          </w:rPr>
-          <w:rPr>
-            <w:color w:val="0000EE"/>
-            <w:u w:val="single"/>
-          </w:rPr>
-          <w:t>Matendo 10:1–48</w:t>
-        </w:r>
-      </w:hyperlink>
+      <w:r>
+        <w:rPr>
+          <w:lang w:val="sw_KE" w:bidi="sw_KE"/>
+        </w:rPr>
+        <w:t>Matendo 10:1–48</w:t>
+      </w:r>
       <w:r>
         <w:rPr>
           <w:lang w:val="sw_KE" w:bidi="sw_KE"/>
@@ -340,36 +322,24 @@
         </w:rPr>
         <w:t xml:space="preserve">Hata hivyo, katika kipindi kabla ya baraza huko Yerusalemu (mwaka wa 49 au 50 Baada ya Kristo (BK); </w:t>
       </w:r>
-      <w:hyperlink r:id="rId16">
-        <w:r>
-          <w:rPr>
-            <w:lang w:val="sw_KE" w:bidi="sw_KE"/>
-          </w:rPr>
-          <w:rPr>
-            <w:color w:val="0000EE"/>
-            <w:u w:val="single"/>
-          </w:rPr>
-          <w:t>Matendo 15:1–41</w:t>
-        </w:r>
-      </w:hyperlink>
+      <w:r>
+        <w:rPr>
+          <w:lang w:val="sw_KE" w:bidi="sw_KE"/>
+        </w:rPr>
+        <w:t>Matendo 15:1–41</w:t>
+      </w:r>
       <w:r>
         <w:rPr>
           <w:lang w:val="sw_KE" w:bidi="sw_KE"/>
         </w:rPr>
         <w:t>), mabishano kuhusu uhusiano wa Wayahudi na Mataifa katika kanisa yalizidi kuwa makali. Wakati Petro alirudi Yerusalemu kutoka kazi yake ya msingi kati ya Mataifa huko Kaisaria, alikabiliwa na ukosoaji na shinikizo kutoka kwa wenzake Wayahudi waliopinga kula kwake na Mataifa wasiotahiriwa. Alijibu kwa kutoa maelezo ya kazi ya Roho, ambayo kwa muda mfupi ilituliza ukosoaji huo (</w:t>
       </w:r>
-      <w:hyperlink r:id="rId17">
-        <w:r>
-          <w:rPr>
-            <w:lang w:val="sw_KE" w:bidi="sw_KE"/>
-          </w:rPr>
-          <w:rPr>
-            <w:color w:val="0000EE"/>
-            <w:u w:val="single"/>
-          </w:rPr>
-          <w:t>Matendo 11:1–18</w:t>
-        </w:r>
-      </w:hyperlink>
+      <w:r>
+        <w:rPr>
+          <w:lang w:val="sw_KE" w:bidi="sw_KE"/>
+        </w:rPr>
+        <w:t>Matendo 11:1–18</w:t>
+      </w:r>
       <w:r>
         <w:rPr>
           <w:lang w:val="sw_KE" w:bidi="sw_KE"/>
@@ -415,90 +385,60 @@
         </w:rPr>
         <w:t>Baada ya kujitambulisha kwa ufupi na kuwasalimu wapokeaji wake (</w:t>
       </w:r>
-      <w:hyperlink r:id="rId18">
-        <w:r>
-          <w:rPr>
-            <w:lang w:val="sw_KE" w:bidi="sw_KE"/>
-          </w:rPr>
-          <w:rPr>
-            <w:color w:val="0000EE"/>
-            <w:u w:val="single"/>
-          </w:rPr>
-          <w:t>Gal 1:1–5</w:t>
-        </w:r>
-      </w:hyperlink>
+      <w:r>
+        <w:rPr>
+          <w:lang w:val="sw_KE" w:bidi="sw_KE"/>
+        </w:rPr>
+        <w:t>Gal 1:1–5</w:t>
+      </w:r>
       <w:r>
         <w:rPr>
           <w:lang w:val="sw_KE" w:bidi="sw_KE"/>
         </w:rPr>
         <w:t>), Paulo anaingia moja kwa moja kwenye hoja yake: Habari Njema anayohubiri ndiyo Habari Njema ya kweli pekee (</w:t>
       </w:r>
-      <w:hyperlink r:id="rId19">
-        <w:r>
-          <w:rPr>
-            <w:lang w:val="sw_KE" w:bidi="sw_KE"/>
-          </w:rPr>
-          <w:rPr>
-            <w:color w:val="0000EE"/>
-            <w:u w:val="single"/>
-          </w:rPr>
-          <w:t>1:6–7</w:t>
-        </w:r>
-      </w:hyperlink>
+      <w:r>
+        <w:rPr>
+          <w:lang w:val="sw_KE" w:bidi="sw_KE"/>
+        </w:rPr>
+        <w:t>1:6–7</w:t>
+      </w:r>
       <w:r>
         <w:rPr>
           <w:lang w:val="sw_KE" w:bidi="sw_KE"/>
         </w:rPr>
         <w:t>), yeye ni mtume wa kweli wa Kristo (</w:t>
       </w:r>
-      <w:hyperlink r:id="rId20">
-        <w:r>
-          <w:rPr>
-            <w:lang w:val="sw_KE" w:bidi="sw_KE"/>
-          </w:rPr>
-          <w:rPr>
-            <w:color w:val="0000EE"/>
-            <w:u w:val="single"/>
-          </w:rPr>
-          <w:t>1:1</w:t>
-        </w:r>
-      </w:hyperlink>
+      <w:r>
+        <w:rPr>
+          <w:lang w:val="sw_KE" w:bidi="sw_KE"/>
+        </w:rPr>
+        <w:t>1:1</w:t>
+      </w:r>
       <w:r>
         <w:rPr>
           <w:lang w:val="sw_KE" w:bidi="sw_KE"/>
         </w:rPr>
         <w:t xml:space="preserve">, </w:t>
       </w:r>
-      <w:hyperlink r:id="rId21">
-        <w:r>
-          <w:rPr>
-            <w:lang w:val="sw_KE" w:bidi="sw_KE"/>
-          </w:rPr>
-          <w:rPr>
-            <w:color w:val="0000EE"/>
-            <w:u w:val="single"/>
-          </w:rPr>
-          <w:t>10</w:t>
-        </w:r>
-      </w:hyperlink>
+      <w:r>
+        <w:rPr>
+          <w:lang w:val="sw_KE" w:bidi="sw_KE"/>
+        </w:rPr>
+        <w:t>10</w:t>
+      </w:r>
       <w:r>
         <w:rPr>
           <w:lang w:val="sw_KE" w:bidi="sw_KE"/>
         </w:rPr>
         <w:t>), na wapinzani wake watapata hukumu ya Mungu kwa ujumbe wao wa uongo (</w:t>
       </w:r>
-      <w:hyperlink r:id="rId22">
-        <w:r>
-          <w:rPr>
-            <w:lang w:val="sw_KE" w:bidi="sw_KE"/>
-          </w:rPr>
-          <w:rPr>
-            <w:color w:val="0000EE"/>
-            <w:u w:val="single"/>
-          </w:rPr>
-          <w:t>1:8–9</w:t>
-        </w:r>
-      </w:hyperlink>
+      <w:r>
+        <w:rPr>
+          <w:lang w:val="sw_KE" w:bidi="sw_KE"/>
+        </w:rPr>
+        <w:t>1:8–9</w:t>
+      </w:r>
       <w:r>
         <w:rPr>
           <w:lang w:val="sw_KE" w:bidi="sw_KE"/>
@@ -519,126 +459,84 @@
         </w:rPr>
         <w:t>Paulo anaanza kwa kuonyesha kwamba yeye ni mtume wa kweli wa Kristo, akihubiri Habari Njema ya kweli (</w:t>
       </w:r>
-      <w:hyperlink r:id="rId23">
-        <w:r>
-          <w:rPr>
-            <w:lang w:val="sw_KE" w:bidi="sw_KE"/>
-          </w:rPr>
-          <w:rPr>
-            <w:color w:val="0000EE"/>
-            <w:u w:val="single"/>
-          </w:rPr>
-          <w:t>1:11–2:21</w:t>
-        </w:r>
-      </w:hyperlink>
+      <w:r>
+        <w:rPr>
+          <w:lang w:val="sw_KE" w:bidi="sw_KE"/>
+        </w:rPr>
+        <w:t>1:11–2:21</w:t>
+      </w:r>
       <w:r>
         <w:rPr>
           <w:lang w:val="sw_KE" w:bidi="sw_KE"/>
         </w:rPr>
         <w:t>). Kwa lengo hili, Paulo anakumbusha Wagalatia kuhusu aina ya mtu aliyekuwa zamani (</w:t>
       </w:r>
-      <w:hyperlink r:id="rId24">
-        <w:r>
-          <w:rPr>
-            <w:lang w:val="sw_KE" w:bidi="sw_KE"/>
-          </w:rPr>
-          <w:rPr>
-            <w:color w:val="0000EE"/>
-            <w:u w:val="single"/>
-          </w:rPr>
-          <w:t>1:13–14</w:t>
-        </w:r>
-      </w:hyperlink>
+      <w:r>
+        <w:rPr>
+          <w:lang w:val="sw_KE" w:bidi="sw_KE"/>
+        </w:rPr>
+        <w:t>1:13–14</w:t>
+      </w:r>
       <w:r>
         <w:rPr>
           <w:lang w:val="sw_KE" w:bidi="sw_KE"/>
         </w:rPr>
         <w:t>) na anasimulia uzoefu wake wa kuongoka na wito wake kutoka kwa Mungu (</w:t>
       </w:r>
-      <w:hyperlink r:id="rId25">
-        <w:r>
-          <w:rPr>
-            <w:lang w:val="sw_KE" w:bidi="sw_KE"/>
-          </w:rPr>
-          <w:rPr>
-            <w:color w:val="0000EE"/>
-            <w:u w:val="single"/>
-          </w:rPr>
-          <w:t>1:15–16</w:t>
-        </w:r>
-      </w:hyperlink>
+      <w:r>
+        <w:rPr>
+          <w:lang w:val="sw_KE" w:bidi="sw_KE"/>
+        </w:rPr>
+        <w:t>1:15–16</w:t>
+      </w:r>
       <w:r>
         <w:rPr>
           <w:lang w:val="sw_KE" w:bidi="sw_KE"/>
         </w:rPr>
         <w:t>a). Paulo alipokea Habari Njema kama Ufunuo wa moja kwa moja kutoka kwa Kristo (</w:t>
       </w:r>
-      <w:hyperlink r:id="rId26">
-        <w:r>
-          <w:rPr>
-            <w:lang w:val="sw_KE" w:bidi="sw_KE"/>
-          </w:rPr>
-          <w:rPr>
-            <w:color w:val="0000EE"/>
-            <w:u w:val="single"/>
-          </w:rPr>
-          <w:t>1:11–12</w:t>
-        </w:r>
-      </w:hyperlink>
+      <w:r>
+        <w:rPr>
+          <w:lang w:val="sw_KE" w:bidi="sw_KE"/>
+        </w:rPr>
+        <w:t>1:11–12</w:t>
+      </w:r>
       <w:r>
         <w:rPr>
           <w:lang w:val="sw_KE" w:bidi="sw_KE"/>
         </w:rPr>
         <w:t>) badala ya kutoka kwa mitume wengine huko Yerusalemu (</w:t>
       </w:r>
-      <w:hyperlink r:id="rId27">
-        <w:r>
-          <w:rPr>
-            <w:lang w:val="sw_KE" w:bidi="sw_KE"/>
-          </w:rPr>
-          <w:rPr>
-            <w:color w:val="0000EE"/>
-            <w:u w:val="single"/>
-          </w:rPr>
-          <w:t>1:16–24</w:t>
-        </w:r>
-      </w:hyperlink>
+      <w:r>
+        <w:rPr>
+          <w:lang w:val="sw_KE" w:bidi="sw_KE"/>
+        </w:rPr>
+        <w:t>1:16–24</w:t>
+      </w:r>
       <w:r>
         <w:rPr>
           <w:lang w:val="sw_KE" w:bidi="sw_KE"/>
         </w:rPr>
         <w:t>). Hata hivyo, mitume wengine walitambua utume wa Paulo na ujumbe wake (</w:t>
       </w:r>
-      <w:hyperlink r:id="rId28">
-        <w:r>
-          <w:rPr>
-            <w:lang w:val="sw_KE" w:bidi="sw_KE"/>
-          </w:rPr>
-          <w:rPr>
-            <w:color w:val="0000EE"/>
-            <w:u w:val="single"/>
-          </w:rPr>
-          <w:t>2:1–10</w:t>
-        </w:r>
-      </w:hyperlink>
+      <w:r>
+        <w:rPr>
+          <w:lang w:val="sw_KE" w:bidi="sw_KE"/>
+        </w:rPr>
+        <w:t>2:1–10</w:t>
+      </w:r>
       <w:r>
         <w:rPr>
           <w:lang w:val="sw_KE" w:bidi="sw_KE"/>
         </w:rPr>
         <w:t>), na hawakuwa na chochote cha kuongeza au kubadilisha. Zaidi ya hayo, Paulo alithibitisha ukweli wake katika tukio ambapo Petro na wengine walikubali Habari Njema kinyume na kanuni zao wenyewe (</w:t>
       </w:r>
-      <w:hyperlink r:id="rId29">
-        <w:r>
-          <w:rPr>
-            <w:lang w:val="sw_KE" w:bidi="sw_KE"/>
-          </w:rPr>
-          <w:rPr>
-            <w:color w:val="0000EE"/>
-            <w:u w:val="single"/>
-          </w:rPr>
-          <w:t>2:11–21</w:t>
-        </w:r>
-      </w:hyperlink>
+      <w:r>
+        <w:rPr>
+          <w:lang w:val="sw_KE" w:bidi="sw_KE"/>
+        </w:rPr>
+        <w:t>2:11–21</w:t>
+      </w:r>
       <w:r>
         <w:rPr>
           <w:lang w:val="sw_KE" w:bidi="sw_KE"/>
@@ -659,108 +557,72 @@
         </w:rPr>
         <w:t>Paulo anasisitiza kwamba uwasilishaji wake wa Habari Njema ni wa maandiko na kweli (</w:t>
       </w:r>
-      <w:hyperlink r:id="rId30">
-        <w:r>
-          <w:rPr>
-            <w:lang w:val="sw_KE" w:bidi="sw_KE"/>
-          </w:rPr>
-          <w:rPr>
-            <w:color w:val="0000EE"/>
-            <w:u w:val="single"/>
-          </w:rPr>
-          <w:t>3:1–5:12</w:t>
-        </w:r>
-      </w:hyperlink>
+      <w:r>
+        <w:rPr>
+          <w:lang w:val="sw_KE" w:bidi="sw_KE"/>
+        </w:rPr>
+        <w:t>3:1–5:12</w:t>
+      </w:r>
       <w:r>
         <w:rPr>
           <w:lang w:val="sw_KE" w:bidi="sw_KE"/>
         </w:rPr>
         <w:t>). Wagalatia walipokea Roho kwa imani (</w:t>
       </w:r>
-      <w:hyperlink r:id="rId31">
-        <w:r>
-          <w:rPr>
-            <w:lang w:val="sw_KE" w:bidi="sw_KE"/>
-          </w:rPr>
-          <w:rPr>
-            <w:color w:val="0000EE"/>
-            <w:u w:val="single"/>
-          </w:rPr>
-          <w:t>3:1–5</w:t>
-        </w:r>
-      </w:hyperlink>
+      <w:r>
+        <w:rPr>
+          <w:lang w:val="sw_KE" w:bidi="sw_KE"/>
+        </w:rPr>
+        <w:t>3:1–5</w:t>
+      </w:r>
       <w:r>
         <w:rPr>
           <w:lang w:val="sw_KE" w:bidi="sw_KE"/>
         </w:rPr>
         <w:t>), na hivyo wao—kama wote wenye imani katika Kristo—wanapata baraka sawa na ile Abrahamu alipokea (</w:t>
       </w:r>
-      <w:hyperlink r:id="rId32">
-        <w:r>
-          <w:rPr>
-            <w:lang w:val="sw_KE" w:bidi="sw_KE"/>
-          </w:rPr>
-          <w:rPr>
-            <w:color w:val="0000EE"/>
-            <w:u w:val="single"/>
-          </w:rPr>
-          <w:t>3:6–9</w:t>
-        </w:r>
-      </w:hyperlink>
+      <w:r>
+        <w:rPr>
+          <w:lang w:val="sw_KE" w:bidi="sw_KE"/>
+        </w:rPr>
+        <w:t>3:6–9</w:t>
+      </w:r>
       <w:r>
         <w:rPr>
           <w:lang w:val="sw_KE" w:bidi="sw_KE"/>
         </w:rPr>
         <w:t>). Kinyume chake, kujaribu kuwa mwenye haki kwa kushika sheria kunaleta laana tu (</w:t>
       </w:r>
-      <w:hyperlink r:id="rId33">
-        <w:r>
-          <w:rPr>
-            <w:lang w:val="sw_KE" w:bidi="sw_KE"/>
-          </w:rPr>
-          <w:rPr>
-            <w:color w:val="0000EE"/>
-            <w:u w:val="single"/>
-          </w:rPr>
-          <w:t>3:10–12</w:t>
-        </w:r>
-      </w:hyperlink>
+      <w:r>
+        <w:rPr>
+          <w:lang w:val="sw_KE" w:bidi="sw_KE"/>
+        </w:rPr>
+        <w:t>3:10–12</w:t>
+      </w:r>
       <w:r>
         <w:rPr>
           <w:lang w:val="sw_KE" w:bidi="sw_KE"/>
         </w:rPr>
         <w:t>). Kristo alituokoa kutoka kwa laana hiyo na kufanya baraka za Mungu zipatikane kwa wote wenye imani ndani yake (</w:t>
       </w:r>
-      <w:hyperlink r:id="rId34">
-        <w:r>
-          <w:rPr>
-            <w:lang w:val="sw_KE" w:bidi="sw_KE"/>
-          </w:rPr>
-          <w:rPr>
-            <w:color w:val="0000EE"/>
-            <w:u w:val="single"/>
-          </w:rPr>
-          <w:t>3:13–14</w:t>
-        </w:r>
-      </w:hyperlink>
+      <w:r>
+        <w:rPr>
+          <w:lang w:val="sw_KE" w:bidi="sw_KE"/>
+        </w:rPr>
+        <w:t>3:13–14</w:t>
+      </w:r>
       <w:r>
         <w:rPr>
           <w:lang w:val="sw_KE" w:bidi="sw_KE"/>
         </w:rPr>
         <w:t>). Ahadi ya Mungu kwa Abrahamu inaonyesha kwamba ahadi inatolewa kwa msingi wa imani, si sheria (</w:t>
       </w:r>
-      <w:hyperlink r:id="rId35">
-        <w:r>
-          <w:rPr>
-            <w:lang w:val="sw_KE" w:bidi="sw_KE"/>
-          </w:rPr>
-          <w:rPr>
-            <w:color w:val="0000EE"/>
-            <w:u w:val="single"/>
-          </w:rPr>
-          <w:t>3:15–18</w:t>
-        </w:r>
-      </w:hyperlink>
+      <w:r>
+        <w:rPr>
+          <w:lang w:val="sw_KE" w:bidi="sw_KE"/>
+        </w:rPr>
+        <w:t>3:15–18</w:t>
+      </w:r>
       <w:r>
         <w:rPr>
           <w:lang w:val="sw_KE" w:bidi="sw_KE"/>
@@ -781,162 +643,108 @@
         </w:rPr>
         <w:t>Kusudi la sheria si kuwafanya watu kuwa wenye haki au kuwafanya wapokeaji wa ahadi za Mungu. Badala yake, inaleta ufahamu wa dhambi na inaelekeza kwa Kristo na imani ndani yake (</w:t>
       </w:r>
-      <w:hyperlink r:id="rId36">
-        <w:r>
-          <w:rPr>
-            <w:lang w:val="sw_KE" w:bidi="sw_KE"/>
-          </w:rPr>
-          <w:rPr>
-            <w:color w:val="0000EE"/>
-            <w:u w:val="single"/>
-          </w:rPr>
-          <w:t>3:19–22</w:t>
-        </w:r>
-      </w:hyperlink>
+      <w:r>
+        <w:rPr>
+          <w:lang w:val="sw_KE" w:bidi="sw_KE"/>
+        </w:rPr>
+        <w:t>3:19–22</w:t>
+      </w:r>
       <w:r>
         <w:rPr>
           <w:lang w:val="sw_KE" w:bidi="sw_KE"/>
         </w:rPr>
         <w:t>). Sasa kwa kuwa Kristo amekuja, wale walio na imani ndani yake ni watoto wa Mungu na warithi wa ahadi zake (</w:t>
       </w:r>
-      <w:hyperlink r:id="rId37">
-        <w:r>
-          <w:rPr>
-            <w:lang w:val="sw_KE" w:bidi="sw_KE"/>
-          </w:rPr>
-          <w:rPr>
-            <w:color w:val="0000EE"/>
-            <w:u w:val="single"/>
-          </w:rPr>
-          <w:t>3:23–4:7</w:t>
-        </w:r>
-      </w:hyperlink>
+      <w:r>
+        <w:rPr>
+          <w:lang w:val="sw_KE" w:bidi="sw_KE"/>
+        </w:rPr>
+        <w:t>3:23–4:7</w:t>
+      </w:r>
       <w:r>
         <w:rPr>
           <w:lang w:val="sw_KE" w:bidi="sw_KE"/>
         </w:rPr>
         <w:t>). Kwa kuzingatia hili, kurudi kwa Wagalatia katika kutegemea sheria ilikuwa ni kurudi kwa kutisha katika utumwa (</w:t>
       </w:r>
-      <w:hyperlink r:id="rId38">
-        <w:r>
-          <w:rPr>
-            <w:lang w:val="sw_KE" w:bidi="sw_KE"/>
-          </w:rPr>
-          <w:rPr>
-            <w:color w:val="0000EE"/>
-            <w:u w:val="single"/>
-          </w:rPr>
-          <w:t>4:8–11</w:t>
-        </w:r>
-      </w:hyperlink>
+      <w:r>
+        <w:rPr>
+          <w:lang w:val="sw_KE" w:bidi="sw_KE"/>
+        </w:rPr>
+        <w:t>4:8–11</w:t>
+      </w:r>
       <w:r>
         <w:rPr>
           <w:lang w:val="sw_KE" w:bidi="sw_KE"/>
         </w:rPr>
         <w:t>), hivyo Paulo anawaomba binafsi wafikirie tena (</w:t>
       </w:r>
-      <w:hyperlink r:id="rId39">
-        <w:r>
-          <w:rPr>
-            <w:lang w:val="sw_KE" w:bidi="sw_KE"/>
-          </w:rPr>
-          <w:rPr>
-            <w:color w:val="0000EE"/>
-            <w:u w:val="single"/>
-          </w:rPr>
-          <w:t>4:12–20</w:t>
-        </w:r>
-      </w:hyperlink>
+      <w:r>
+        <w:rPr>
+          <w:lang w:val="sw_KE" w:bidi="sw_KE"/>
+        </w:rPr>
+        <w:t>4:12–20</w:t>
+      </w:r>
       <w:r>
         <w:rPr>
           <w:lang w:val="sw_KE" w:bidi="sw_KE"/>
         </w:rPr>
         <w:t>). Anatoa mfano kati ya Hajiri na Sara na maagano ya zamani na mapya, akionyesha kwamba Kristo analeta uhuru, si utumwa (</w:t>
       </w:r>
-      <w:hyperlink r:id="rId40">
-        <w:r>
-          <w:rPr>
-            <w:lang w:val="sw_KE" w:bidi="sw_KE"/>
-          </w:rPr>
-          <w:rPr>
-            <w:color w:val="0000EE"/>
-            <w:u w:val="single"/>
-          </w:rPr>
-          <w:t>4:21–31</w:t>
-        </w:r>
-      </w:hyperlink>
+      <w:r>
+        <w:rPr>
+          <w:lang w:val="sw_KE" w:bidi="sw_KE"/>
+        </w:rPr>
+        <w:t>4:21–31</w:t>
+      </w:r>
       <w:r>
         <w:rPr>
           <w:lang w:val="sw_KE" w:bidi="sw_KE"/>
         </w:rPr>
         <w:t>). Watu wa Mungu lazima waishi katika uhuru (</w:t>
       </w:r>
-      <w:hyperlink r:id="rId41">
-        <w:r>
-          <w:rPr>
-            <w:lang w:val="sw_KE" w:bidi="sw_KE"/>
-          </w:rPr>
-          <w:rPr>
-            <w:color w:val="0000EE"/>
-            <w:u w:val="single"/>
-          </w:rPr>
-          <w:t>5:1</w:t>
-        </w:r>
-      </w:hyperlink>
+      <w:r>
+        <w:rPr>
+          <w:lang w:val="sw_KE" w:bidi="sw_KE"/>
+        </w:rPr>
+        <w:t>5:1</w:t>
+      </w:r>
       <w:r>
         <w:rPr>
           <w:lang w:val="sw_KE" w:bidi="sw_KE"/>
         </w:rPr>
         <w:t>), wakatae kutegemea utii wa sheria kwa ajili ya wokovu (</w:t>
       </w:r>
-      <w:hyperlink r:id="rId42">
-        <w:r>
-          <w:rPr>
-            <w:lang w:val="sw_KE" w:bidi="sw_KE"/>
-          </w:rPr>
-          <w:rPr>
-            <w:color w:val="0000EE"/>
-            <w:u w:val="single"/>
-          </w:rPr>
-          <w:t>5:2–4</w:t>
-        </w:r>
-      </w:hyperlink>
+      <w:r>
+        <w:rPr>
+          <w:lang w:val="sw_KE" w:bidi="sw_KE"/>
+        </w:rPr>
+        <w:t>5:2–4</w:t>
+      </w:r>
       <w:r>
         <w:rPr>
           <w:lang w:val="sw_KE" w:bidi="sw_KE"/>
         </w:rPr>
         <w:t>), na waishi kwa imani (</w:t>
       </w:r>
-      <w:hyperlink r:id="rId43">
-        <w:r>
-          <w:rPr>
-            <w:lang w:val="sw_KE" w:bidi="sw_KE"/>
-          </w:rPr>
-          <w:rPr>
-            <w:color w:val="0000EE"/>
-            <w:u w:val="single"/>
-          </w:rPr>
-          <w:t>5:5–6</w:t>
-        </w:r>
-      </w:hyperlink>
+      <w:r>
+        <w:rPr>
+          <w:lang w:val="sw_KE" w:bidi="sw_KE"/>
+        </w:rPr>
+        <w:t>5:5–6</w:t>
+      </w:r>
       <w:r>
         <w:rPr>
           <w:lang w:val="sw_KE" w:bidi="sw_KE"/>
         </w:rPr>
         <w:t>), kwa sababu ujumbe wa wokovu kupitia sheria si kutoka kwa Mungu (</w:t>
       </w:r>
-      <w:hyperlink r:id="rId44">
-        <w:r>
-          <w:rPr>
-            <w:lang w:val="sw_KE" w:bidi="sw_KE"/>
-          </w:rPr>
-          <w:rPr>
-            <w:color w:val="0000EE"/>
-            <w:u w:val="single"/>
-          </w:rPr>
-          <w:t>5:7–12</w:t>
-        </w:r>
-      </w:hyperlink>
+      <w:r>
+        <w:rPr>
+          <w:lang w:val="sw_KE" w:bidi="sw_KE"/>
+        </w:rPr>
+        <w:t>5:7–12</w:t>
+      </w:r>
       <w:r>
         <w:rPr>
           <w:lang w:val="sw_KE" w:bidi="sw_KE"/>
@@ -957,108 +765,72 @@
         </w:rPr>
         <w:t>Hatimaye, Paulo anaeleza Wagalatia kwamba uhuru wa Kikristo si ruhusa ya kutenda dhambi, kama wengine wanavyoweza kudai. Badala yake, ni njia pekee ya kushinda dhambi, kuishi katika upendo wa Kristo, na kupata nguvu za Roho Mtakatifu (</w:t>
       </w:r>
-      <w:hyperlink r:id="rId45">
-        <w:r>
-          <w:rPr>
-            <w:lang w:val="sw_KE" w:bidi="sw_KE"/>
-          </w:rPr>
-          <w:rPr>
-            <w:color w:val="0000EE"/>
-            <w:u w:val="single"/>
-          </w:rPr>
-          <w:t>5:13–6:10</w:t>
-        </w:r>
-      </w:hyperlink>
+      <w:r>
+        <w:rPr>
+          <w:lang w:val="sw_KE" w:bidi="sw_KE"/>
+        </w:rPr>
+        <w:t>5:13–6:10</w:t>
+      </w:r>
       <w:r>
         <w:rPr>
           <w:lang w:val="sw_KE" w:bidi="sw_KE"/>
         </w:rPr>
         <w:t>). Uhuru unatoa fursa ya kupenda badala ya kutenda dhambi (</w:t>
       </w:r>
-      <w:hyperlink r:id="rId46">
-        <w:r>
-          <w:rPr>
-            <w:lang w:val="sw_KE" w:bidi="sw_KE"/>
-          </w:rPr>
-          <w:rPr>
-            <w:color w:val="0000EE"/>
-            <w:u w:val="single"/>
-          </w:rPr>
-          <w:t>5:13–15</w:t>
-        </w:r>
-      </w:hyperlink>
+      <w:r>
+        <w:rPr>
+          <w:lang w:val="sw_KE" w:bidi="sw_KE"/>
+        </w:rPr>
+        <w:t>5:13–15</w:t>
+      </w:r>
       <w:r>
         <w:rPr>
           <w:lang w:val="sw_KE" w:bidi="sw_KE"/>
         </w:rPr>
         <w:t>), na njia pekee ya kushinda dhambi ni kuishi kwa nguvu za Roho Mtakatifu (</w:t>
       </w:r>
-      <w:hyperlink r:id="rId47">
-        <w:r>
-          <w:rPr>
-            <w:lang w:val="sw_KE" w:bidi="sw_KE"/>
-          </w:rPr>
-          <w:rPr>
-            <w:color w:val="0000EE"/>
-            <w:u w:val="single"/>
-          </w:rPr>
-          <w:t>5:16–18</w:t>
-        </w:r>
-      </w:hyperlink>
+      <w:r>
+        <w:rPr>
+          <w:lang w:val="sw_KE" w:bidi="sw_KE"/>
+        </w:rPr>
+        <w:t>5:16–18</w:t>
+      </w:r>
       <w:r>
         <w:rPr>
           <w:lang w:val="sw_KE" w:bidi="sw_KE"/>
         </w:rPr>
         <w:t>). Kuishi kwa jitihada za kibinadamu hakuwezi kushinda dhambi, kwa sababu asili ya dhambi inaweza kuzalisha tu matendo ya dhambi (</w:t>
       </w:r>
-      <w:hyperlink r:id="rId48">
-        <w:r>
-          <w:rPr>
-            <w:lang w:val="sw_KE" w:bidi="sw_KE"/>
-          </w:rPr>
-          <w:rPr>
-            <w:color w:val="0000EE"/>
-            <w:u w:val="single"/>
-          </w:rPr>
-          <w:t>5:19–21</w:t>
-        </w:r>
-      </w:hyperlink>
+      <w:r>
+        <w:rPr>
+          <w:lang w:val="sw_KE" w:bidi="sw_KE"/>
+        </w:rPr>
+        <w:t>5:19–21</w:t>
+      </w:r>
       <w:r>
         <w:rPr>
           <w:lang w:val="sw_KE" w:bidi="sw_KE"/>
         </w:rPr>
         <w:t>). Kinyume chake, kuishi kwa nguvu za Roho Mtakatifu kunazalisha matunda mema (</w:t>
       </w:r>
-      <w:hyperlink r:id="rId49">
-        <w:r>
-          <w:rPr>
-            <w:lang w:val="sw_KE" w:bidi="sw_KE"/>
-          </w:rPr>
-          <w:rPr>
-            <w:color w:val="0000EE"/>
-            <w:u w:val="single"/>
-          </w:rPr>
-          <w:t>5:22–23</w:t>
-        </w:r>
-      </w:hyperlink>
+      <w:r>
+        <w:rPr>
+          <w:lang w:val="sw_KE" w:bidi="sw_KE"/>
+        </w:rPr>
+        <w:t>5:22–23</w:t>
+      </w:r>
       <w:r>
         <w:rPr>
           <w:lang w:val="sw_KE" w:bidi="sw_KE"/>
         </w:rPr>
         <w:t>). Paulo anatoa mifano kadhaa ya uongozi wa Roho katika maisha ya watoto wa Mungu (</w:t>
       </w:r>
-      <w:hyperlink r:id="rId50">
-        <w:r>
-          <w:rPr>
-            <w:lang w:val="sw_KE" w:bidi="sw_KE"/>
-          </w:rPr>
-          <w:rPr>
-            <w:color w:val="0000EE"/>
-            <w:u w:val="single"/>
-          </w:rPr>
-          <w:t>5:24–6:10</w:t>
-        </w:r>
-      </w:hyperlink>
+      <w:r>
+        <w:rPr>
+          <w:lang w:val="sw_KE" w:bidi="sw_KE"/>
+        </w:rPr>
+        <w:t>5:24–6:10</w:t>
+      </w:r>
       <w:r>
         <w:rPr>
           <w:lang w:val="sw_KE" w:bidi="sw_KE"/>
@@ -1079,18 +851,12 @@
         </w:rPr>
         <w:t>Paulo anamalizia barua yake kwa maandishi ya ziada kwa mkono wake mwenyewe (</w:t>
       </w:r>
-      <w:hyperlink r:id="rId51">
-        <w:r>
-          <w:rPr>
-            <w:lang w:val="sw_KE" w:bidi="sw_KE"/>
-          </w:rPr>
-          <w:rPr>
-            <w:color w:val="0000EE"/>
-            <w:u w:val="single"/>
-          </w:rPr>
-          <w:t>6:11–18</w:t>
-        </w:r>
-      </w:hyperlink>
+      <w:r>
+        <w:rPr>
+          <w:lang w:val="sw_KE" w:bidi="sw_KE"/>
+        </w:rPr>
+        <w:t>6:11–18</w:t>
+      </w:r>
       <w:r>
         <w:rPr>
           <w:lang w:val="sw_KE" w:bidi="sw_KE"/>
@@ -1161,72 +927,48 @@
         </w:rPr>
         <w:t xml:space="preserve">Paulo haonekani kuwa alitumia muda mrefu katika Galatia ya kaskazini (tazama marejeleo yanayowezekana katika </w:t>
       </w:r>
-      <w:hyperlink r:id="rId52">
-        <w:r>
-          <w:rPr>
-            <w:lang w:val="sw_KE" w:bidi="sw_KE"/>
-          </w:rPr>
-          <w:rPr>
-            <w:color w:val="0000EE"/>
-            <w:u w:val="single"/>
-          </w:rPr>
-          <w:t>Matendo 16:6</w:t>
-        </w:r>
-      </w:hyperlink>
+      <w:r>
+        <w:rPr>
+          <w:lang w:val="sw_KE" w:bidi="sw_KE"/>
+        </w:rPr>
+        <w:t>Matendo 16:6</w:t>
+      </w:r>
       <w:r>
         <w:rPr>
           <w:lang w:val="sw_KE" w:bidi="sw_KE"/>
         </w:rPr>
         <w:t xml:space="preserve">; </w:t>
       </w:r>
-      <w:hyperlink r:id="rId53">
-        <w:r>
-          <w:rPr>
-            <w:lang w:val="sw_KE" w:bidi="sw_KE"/>
-          </w:rPr>
-          <w:rPr>
-            <w:color w:val="0000EE"/>
-            <w:u w:val="single"/>
-          </w:rPr>
-          <w:t>18:23</w:t>
-        </w:r>
-      </w:hyperlink>
+      <w:r>
+        <w:rPr>
+          <w:lang w:val="sw_KE" w:bidi="sw_KE"/>
+        </w:rPr>
+        <w:t>18:23</w:t>
+      </w:r>
       <w:r>
         <w:rPr>
           <w:lang w:val="sw_KE" w:bidi="sw_KE"/>
         </w:rPr>
         <w:t>), ingawa tuna rekodi ya shughuli za kimishonari za mara kwa mara na za kina za Paulo katika sehemu ya kusini ya jimbo la Kirumi la Galatia (</w:t>
       </w:r>
-      <w:hyperlink r:id="rId54">
-        <w:r>
-          <w:rPr>
-            <w:lang w:val="sw_KE" w:bidi="sw_KE"/>
-          </w:rPr>
-          <w:rPr>
-            <w:color w:val="0000EE"/>
-            <w:u w:val="single"/>
-          </w:rPr>
-          <w:t>Matendo 13:13–14:25</w:t>
-        </w:r>
-      </w:hyperlink>
+      <w:r>
+        <w:rPr>
+          <w:lang w:val="sw_KE" w:bidi="sw_KE"/>
+        </w:rPr>
+        <w:t>Matendo 13:13–14:25</w:t>
+      </w:r>
       <w:r>
         <w:rPr>
           <w:lang w:val="sw_KE" w:bidi="sw_KE"/>
         </w:rPr>
         <w:t xml:space="preserve">; </w:t>
       </w:r>
-      <w:hyperlink r:id="rId55">
-        <w:r>
-          <w:rPr>
-            <w:lang w:val="sw_KE" w:bidi="sw_KE"/>
-          </w:rPr>
-          <w:rPr>
-            <w:color w:val="0000EE"/>
-            <w:u w:val="single"/>
-          </w:rPr>
-          <w:t>16:1–5</w:t>
-        </w:r>
-      </w:hyperlink>
+      <w:r>
+        <w:rPr>
+          <w:lang w:val="sw_KE" w:bidi="sw_KE"/>
+        </w:rPr>
+        <w:t>16:1–5</w:t>
+      </w:r>
       <w:r>
         <w:rPr>
           <w:lang w:val="sw_KE" w:bidi="sw_KE"/>
@@ -1258,18 +1000,12 @@
         </w:rPr>
         <w:t>Paulo aliandika Wagalatia ama muda mfupi kabla ya baraza huko Yerusalemu (</w:t>
       </w:r>
-      <w:hyperlink r:id="rId56">
-        <w:r>
-          <w:rPr>
-            <w:lang w:val="sw_KE" w:bidi="sw_KE"/>
-          </w:rPr>
-          <w:rPr>
-            <w:color w:val="0000EE"/>
-            <w:u w:val="single"/>
-          </w:rPr>
-          <w:t>Matendo 15:1–29</w:t>
-        </w:r>
-      </w:hyperlink>
+      <w:r>
+        <w:rPr>
+          <w:lang w:val="sw_KE" w:bidi="sw_KE"/>
+        </w:rPr>
+        <w:t>Matendo 15:1–29</w:t>
+      </w:r>
       <w:r>
         <w:rPr>
           <w:lang w:val="sw_KE" w:bidi="sw_KE"/>
@@ -1290,180 +1026,120 @@
         </w:rPr>
         <w:t xml:space="preserve">Kijadi, wasomi waliona </w:t>
       </w:r>
-      <w:hyperlink r:id="rId28">
-        <w:r>
-          <w:rPr>
-            <w:lang w:val="sw_KE" w:bidi="sw_KE"/>
-          </w:rPr>
-          <w:rPr>
-            <w:color w:val="0000EE"/>
-            <w:u w:val="single"/>
-          </w:rPr>
-          <w:t>2:1–10</w:t>
-        </w:r>
-      </w:hyperlink>
+      <w:r>
+        <w:rPr>
+          <w:lang w:val="sw_KE" w:bidi="sw_KE"/>
+        </w:rPr>
+        <w:t>2:1–10</w:t>
+      </w:r>
       <w:r>
         <w:rPr>
           <w:lang w:val="sw_KE" w:bidi="sw_KE"/>
         </w:rPr>
         <w:t xml:space="preserve"> kama maelezo ya Paulo kuhusu baraza huko Yerusalemu. Hata hivyo, uchunguzi wa karibu unaonyesha tofauti kubwa kati ya </w:t>
       </w:r>
-      <w:hyperlink r:id="rId57">
-        <w:r>
-          <w:rPr>
-            <w:lang w:val="sw_KE" w:bidi="sw_KE"/>
-          </w:rPr>
-          <w:rPr>
-            <w:color w:val="0000EE"/>
-            <w:u w:val="single"/>
-          </w:rPr>
-          <w:t>sura ya 2</w:t>
-        </w:r>
-      </w:hyperlink>
+      <w:r>
+        <w:rPr>
+          <w:lang w:val="sw_KE" w:bidi="sw_KE"/>
+        </w:rPr>
+        <w:t>sura ya 2</w:t>
+      </w:r>
       <w:r>
         <w:rPr>
           <w:lang w:val="sw_KE" w:bidi="sw_KE"/>
         </w:rPr>
         <w:t xml:space="preserve"> na </w:t>
       </w:r>
-      <w:hyperlink r:id="rId16">
-        <w:r>
-          <w:rPr>
-            <w:lang w:val="sw_KE" w:bidi="sw_KE"/>
-          </w:rPr>
-          <w:rPr>
-            <w:color w:val="0000EE"/>
-            <w:u w:val="single"/>
-          </w:rPr>
-          <w:t>Matendo 15:1–41</w:t>
-        </w:r>
-      </w:hyperlink>
+      <w:r>
+        <w:rPr>
+          <w:lang w:val="sw_KE" w:bidi="sw_KE"/>
+        </w:rPr>
+        <w:t>Matendo 15:1–41</w:t>
+      </w:r>
       <w:r>
         <w:rPr>
           <w:lang w:val="sw_KE" w:bidi="sw_KE"/>
         </w:rPr>
         <w:t>. Ni vigumu kupatanisha simulizi la Paulo kuhusu ziara mbili Yerusalemu (</w:t>
       </w:r>
-      <w:hyperlink r:id="rId58">
-        <w:r>
-          <w:rPr>
-            <w:lang w:val="sw_KE" w:bidi="sw_KE"/>
-          </w:rPr>
-          <w:rPr>
-            <w:color w:val="0000EE"/>
-            <w:u w:val="single"/>
-          </w:rPr>
-          <w:t>2:1</w:t>
-        </w:r>
-      </w:hyperlink>
+      <w:r>
+        <w:rPr>
+          <w:lang w:val="sw_KE" w:bidi="sw_KE"/>
+        </w:rPr>
+        <w:t>2:1</w:t>
+      </w:r>
       <w:r>
         <w:rPr>
           <w:lang w:val="sw_KE" w:bidi="sw_KE"/>
         </w:rPr>
         <w:t xml:space="preserve">) na ukweli kwamba baraza katika </w:t>
       </w:r>
-      <w:hyperlink r:id="rId16">
-        <w:r>
-          <w:rPr>
-            <w:lang w:val="sw_KE" w:bidi="sw_KE"/>
-          </w:rPr>
-          <w:rPr>
-            <w:color w:val="0000EE"/>
-            <w:u w:val="single"/>
-          </w:rPr>
-          <w:t>Matendo 15:1–41</w:t>
-        </w:r>
-      </w:hyperlink>
+      <w:r>
+        <w:rPr>
+          <w:lang w:val="sw_KE" w:bidi="sw_KE"/>
+        </w:rPr>
+        <w:t>Matendo 15:1–41</w:t>
+      </w:r>
       <w:r>
         <w:rPr>
           <w:lang w:val="sw_KE" w:bidi="sw_KE"/>
         </w:rPr>
         <w:t xml:space="preserve"> lilikuwa kweli ziara yake ya tatu. Kutoeleza ziara yake ya pili (</w:t>
       </w:r>
-      <w:hyperlink r:id="rId59">
-        <w:r>
-          <w:rPr>
-            <w:lang w:val="sw_KE" w:bidi="sw_KE"/>
-          </w:rPr>
-          <w:rPr>
-            <w:color w:val="0000EE"/>
-            <w:u w:val="single"/>
-          </w:rPr>
-          <w:t>Matendo 11:30</w:t>
-        </w:r>
-      </w:hyperlink>
+      <w:r>
+        <w:rPr>
+          <w:lang w:val="sw_KE" w:bidi="sw_KE"/>
+        </w:rPr>
+        <w:t>Matendo 11:30</w:t>
+      </w:r>
       <w:r>
         <w:rPr>
           <w:lang w:val="sw_KE" w:bidi="sw_KE"/>
         </w:rPr>
         <w:t xml:space="preserve">; </w:t>
       </w:r>
-      <w:hyperlink r:id="rId60">
-        <w:r>
-          <w:rPr>
-            <w:lang w:val="sw_KE" w:bidi="sw_KE"/>
-          </w:rPr>
-          <w:rPr>
-            <w:color w:val="0000EE"/>
-            <w:u w:val="single"/>
-          </w:rPr>
-          <w:t>12:25</w:t>
-        </w:r>
-      </w:hyperlink>
+      <w:r>
+        <w:rPr>
+          <w:lang w:val="sw_KE" w:bidi="sw_KE"/>
+        </w:rPr>
+        <w:t>12:25</w:t>
+      </w:r>
       <w:r>
         <w:rPr>
           <w:lang w:val="sw_KE" w:bidi="sw_KE"/>
         </w:rPr>
         <w:t>) kungeweza kudhoofisha sana hoja ya Paulo kwamba alikuwa na mawasiliano madogo na mitume huko Yerusalemu. Zaidi ya hayo, kama barua hii iliandikwa baada ya baraza, ingekuwa vigumu kufikiria kwa nini Paulo hasemi uamuzi wa baraza, ambao unashughulikia moja kwa moja suala katika Wagalatia. Baada ya baraza, kwa kweli, Paulo alibeba kwa furaha habari za uamuzi wake kwa makanisa aliyotembelea (</w:t>
       </w:r>
-      <w:hyperlink r:id="rId61">
-        <w:r>
-          <w:rPr>
-            <w:lang w:val="sw_KE" w:bidi="sw_KE"/>
-          </w:rPr>
-          <w:rPr>
-            <w:color w:val="0000EE"/>
-            <w:u w:val="single"/>
-          </w:rPr>
-          <w:t>Matendo 16:4</w:t>
-        </w:r>
-      </w:hyperlink>
+      <w:r>
+        <w:rPr>
+          <w:lang w:val="sw_KE" w:bidi="sw_KE"/>
+        </w:rPr>
+        <w:t>Matendo 16:4</w:t>
+      </w:r>
       <w:r>
         <w:rPr>
           <w:lang w:val="sw_KE" w:bidi="sw_KE"/>
         </w:rPr>
         <w:t xml:space="preserve">). Kwa hivyo ni vigumu kuamini kwamba </w:t>
       </w:r>
-      <w:hyperlink r:id="rId28">
-        <w:r>
-          <w:rPr>
-            <w:lang w:val="sw_KE" w:bidi="sw_KE"/>
-          </w:rPr>
-          <w:rPr>
-            <w:color w:val="0000EE"/>
-            <w:u w:val="single"/>
-          </w:rPr>
-          <w:t>Wagalatia 2:1–10</w:t>
-        </w:r>
-      </w:hyperlink>
+      <w:r>
+        <w:rPr>
+          <w:lang w:val="sw_KE" w:bidi="sw_KE"/>
+        </w:rPr>
+        <w:t>Wagalatia 2:1–10</w:t>
+      </w:r>
       <w:r>
         <w:rPr>
           <w:lang w:val="sw_KE" w:bidi="sw_KE"/>
         </w:rPr>
         <w:t xml:space="preserve"> inaelezea </w:t>
       </w:r>
-      <w:hyperlink r:id="rId16">
-        <w:r>
-          <w:rPr>
-            <w:lang w:val="sw_KE" w:bidi="sw_KE"/>
-          </w:rPr>
-          <w:rPr>
-            <w:color w:val="0000EE"/>
-            <w:u w:val="single"/>
-          </w:rPr>
-          <w:t>Matendo 15:1–41</w:t>
-        </w:r>
-      </w:hyperlink>
+      <w:r>
+        <w:rPr>
+          <w:lang w:val="sw_KE" w:bidi="sw_KE"/>
+        </w:rPr>
+        <w:t>Matendo 15:1–41</w:t>
+      </w:r>
       <w:r>
         <w:rPr>
           <w:lang w:val="sw_KE" w:bidi="sw_KE"/>
@@ -1484,72 +1160,48 @@
         </w:rPr>
         <w:t xml:space="preserve">Kinyume chake, kuna matatizo machache katika kutambua tukio lililoelezewa katika </w:t>
       </w:r>
-      <w:hyperlink r:id="rId28">
-        <w:r>
-          <w:rPr>
-            <w:lang w:val="sw_KE" w:bidi="sw_KE"/>
-          </w:rPr>
-          <w:rPr>
-            <w:color w:val="0000EE"/>
-            <w:u w:val="single"/>
-          </w:rPr>
-          <w:t>Wagalatia 2:1–10</w:t>
-        </w:r>
-      </w:hyperlink>
+      <w:r>
+        <w:rPr>
+          <w:lang w:val="sw_KE" w:bidi="sw_KE"/>
+        </w:rPr>
+        <w:t>Wagalatia 2:1–10</w:t>
+      </w:r>
       <w:r>
         <w:rPr>
           <w:lang w:val="sw_KE" w:bidi="sw_KE"/>
         </w:rPr>
         <w:t xml:space="preserve"> na </w:t>
       </w:r>
-      <w:hyperlink r:id="rId59">
-        <w:r>
-          <w:rPr>
-            <w:lang w:val="sw_KE" w:bidi="sw_KE"/>
-          </w:rPr>
-          <w:rPr>
-            <w:color w:val="0000EE"/>
-            <w:u w:val="single"/>
-          </w:rPr>
-          <w:t>Matendo 11:30</w:t>
-        </w:r>
-      </w:hyperlink>
+      <w:r>
+        <w:rPr>
+          <w:lang w:val="sw_KE" w:bidi="sw_KE"/>
+        </w:rPr>
+        <w:t>Matendo 11:30</w:t>
+      </w:r>
       <w:r>
         <w:rPr>
           <w:lang w:val="sw_KE" w:bidi="sw_KE"/>
         </w:rPr>
         <w:t xml:space="preserve"> na </w:t>
       </w:r>
-      <w:hyperlink r:id="rId60">
-        <w:r>
-          <w:rPr>
-            <w:lang w:val="sw_KE" w:bidi="sw_KE"/>
-          </w:rPr>
-          <w:rPr>
-            <w:color w:val="0000EE"/>
-            <w:u w:val="single"/>
-          </w:rPr>
-          <w:t>12:25</w:t>
-        </w:r>
-      </w:hyperlink>
+      <w:r>
+        <w:rPr>
+          <w:lang w:val="sw_KE" w:bidi="sw_KE"/>
+        </w:rPr>
+        <w:t>12:25</w:t>
+      </w:r>
       <w:r>
         <w:rPr>
           <w:lang w:val="sw_KE" w:bidi="sw_KE"/>
         </w:rPr>
         <w:t xml:space="preserve">. Hii inapendekeza kwamba Paulo aliandika Wagalatia muda mfupi kabla ya baraza, labda mwaka wa 48 au 49 BK, wakati ambapo mzozo kuhusu tohara ulikuwa unazidi kuongezeka katika kanisa (tazama </w:t>
       </w:r>
-      <w:hyperlink r:id="rId62">
-        <w:r>
-          <w:rPr>
-            <w:lang w:val="sw_KE" w:bidi="sw_KE"/>
-          </w:rPr>
-          <w:rPr>
-            <w:color w:val="0000EE"/>
-            <w:u w:val="single"/>
-          </w:rPr>
-          <w:t>Matendo 15:1–2</w:t>
-        </w:r>
-      </w:hyperlink>
+      <w:r>
+        <w:rPr>
+          <w:lang w:val="sw_KE" w:bidi="sw_KE"/>
+        </w:rPr>
+        <w:t>Matendo 15:1–2</w:t>
+      </w:r>
       <w:r>
         <w:rPr>
           <w:lang w:val="sw_KE" w:bidi="sw_KE"/>
